--- a/ASSIGNMENT 2.docx
+++ b/ASSIGNMENT 2.docx
@@ -419,10 +419,7 @@
       </w:r>
       <w:proofErr w:type="gramStart"/>
       <w:r>
-        <w:t xml:space="preserve">Objectives </w:t>
-      </w:r>
-      <w:r>
-        <w:t>:</w:t>
+        <w:t>Objectives :</w:t>
       </w:r>
       <w:proofErr w:type="gramEnd"/>
     </w:p>
@@ -476,10 +473,7 @@
         <w:pStyle w:val="BodyText"/>
       </w:pPr>
       <w:r>
-        <w:t>Learning Outcomes</w:t>
-      </w:r>
-      <w:r>
-        <w:t>:</w:t>
+        <w:t>Learning Outcomes:</w:t>
       </w:r>
     </w:p>
     <w:p>
@@ -575,7 +569,6 @@
     <w:p>
       <w:pPr>
         <w:pStyle w:val="BodyText"/>
-        <w:ind w:left="177"/>
         <w:rPr>
           <w:sz w:val="20"/>
         </w:rPr>
@@ -584,7 +577,6 @@
     <w:p>
       <w:pPr>
         <w:pStyle w:val="BodyText"/>
-        <w:ind w:left="177"/>
         <w:rPr>
           <w:sz w:val="20"/>
         </w:rPr>
@@ -593,7 +585,6 @@
     <w:p>
       <w:pPr>
         <w:pStyle w:val="BodyText"/>
-        <w:ind w:left="177"/>
         <w:rPr>
           <w:sz w:val="20"/>
         </w:rPr>
@@ -602,7 +593,22 @@
     <w:p>
       <w:pPr>
         <w:pStyle w:val="BodyText"/>
-        <w:ind w:left="177"/>
+        <w:rPr>
+          <w:sz w:val="20"/>
+        </w:rPr>
+      </w:pPr>
+    </w:p>
+    <w:p>
+      <w:pPr>
+        <w:pStyle w:val="BodyText"/>
+        <w:rPr>
+          <w:sz w:val="20"/>
+        </w:rPr>
+      </w:pPr>
+    </w:p>
+    <w:p>
+      <w:pPr>
+        <w:pStyle w:val="BodyText"/>
         <w:rPr>
           <w:sz w:val="20"/>
         </w:rPr>
@@ -623,6 +629,57 @@
           <w:cols w:space="720"/>
         </w:sectPr>
       </w:pPr>
+      <w:proofErr w:type="spellStart"/>
+      <w:r>
+        <w:rPr>
+          <w:sz w:val="20"/>
+        </w:rPr>
+        <w:t>Github</w:t>
+      </w:r>
+      <w:proofErr w:type="spellEnd"/>
+      <w:r>
+        <w:rPr>
+          <w:sz w:val="20"/>
+        </w:rPr>
+        <w:t xml:space="preserve"> </w:t>
+      </w:r>
+      <w:proofErr w:type="gramStart"/>
+      <w:r>
+        <w:rPr>
+          <w:sz w:val="20"/>
+        </w:rPr>
+        <w:t>link  :</w:t>
+      </w:r>
+      <w:proofErr w:type="gramEnd"/>
+      <w:r>
+        <w:rPr>
+          <w:sz w:val="20"/>
+        </w:rPr>
+        <w:t xml:space="preserve">   </w:t>
+      </w:r>
+      <w:hyperlink r:id="rId11" w:history="1">
+        <w:r>
+          <w:rPr>
+            <w:rStyle w:val="Hyperlink"/>
+            <w:sz w:val="20"/>
+          </w:rPr>
+          <w:t>Anurag637/</w:t>
+        </w:r>
+        <w:r>
+          <w:rPr>
+            <w:rStyle w:val="Hyperlink"/>
+            <w:sz w:val="20"/>
+          </w:rPr>
+          <w:t>C</w:t>
+        </w:r>
+        <w:r>
+          <w:rPr>
+            <w:rStyle w:val="Hyperlink"/>
+            <w:sz w:val="20"/>
+          </w:rPr>
+          <w:t>omputer-Network</w:t>
+        </w:r>
+      </w:hyperlink>
     </w:p>
     <w:p>
       <w:pPr>
@@ -1449,7 +1506,7 @@
                                           <pic:cNvPicPr/>
                                         </pic:nvPicPr>
                                         <pic:blipFill>
-                                          <a:blip r:embed="rId11"/>
+                                          <a:blip r:embed="rId12"/>
                                           <a:stretch>
                                             <a:fillRect/>
                                           </a:stretch>
@@ -1516,7 +1573,7 @@
                                     <pic:cNvPicPr/>
                                   </pic:nvPicPr>
                                   <pic:blipFill>
-                                    <a:blip r:embed="rId11"/>
+                                    <a:blip r:embed="rId12"/>
                                     <a:stretch>
                                       <a:fillRect/>
                                     </a:stretch>
@@ -1609,7 +1666,7 @@
                                           <pic:cNvPicPr/>
                                         </pic:nvPicPr>
                                         <pic:blipFill>
-                                          <a:blip r:embed="rId12"/>
+                                          <a:blip r:embed="rId13"/>
                                           <a:stretch>
                                             <a:fillRect/>
                                           </a:stretch>
@@ -1673,7 +1730,7 @@
                                     <pic:cNvPicPr/>
                                   </pic:nvPicPr>
                                   <pic:blipFill>
-                                    <a:blip r:embed="rId12"/>
+                                    <a:blip r:embed="rId13"/>
                                     <a:stretch>
                                       <a:fillRect/>
                                     </a:stretch>
@@ -3758,7 +3815,7 @@
                                           <pic:cNvPicPr/>
                                         </pic:nvPicPr>
                                         <pic:blipFill>
-                                          <a:blip r:embed="rId13"/>
+                                          <a:blip r:embed="rId14"/>
                                           <a:stretch>
                                             <a:fillRect/>
                                           </a:stretch>
@@ -3822,7 +3879,7 @@
                                     <pic:cNvPicPr/>
                                   </pic:nvPicPr>
                                   <pic:blipFill>
-                                    <a:blip r:embed="rId13"/>
+                                    <a:blip r:embed="rId14"/>
                                     <a:stretch>
                                       <a:fillRect/>
                                     </a:stretch>
@@ -4195,7 +4252,7 @@
                                           <pic:cNvPicPr/>
                                         </pic:nvPicPr>
                                         <pic:blipFill>
-                                          <a:blip r:embed="rId14"/>
+                                          <a:blip r:embed="rId15"/>
                                           <a:stretch>
                                             <a:fillRect/>
                                           </a:stretch>
@@ -4259,7 +4316,7 @@
                                     <pic:cNvPicPr/>
                                   </pic:nvPicPr>
                                   <pic:blipFill>
-                                    <a:blip r:embed="rId14"/>
+                                    <a:blip r:embed="rId15"/>
                                     <a:stretch>
                                       <a:fillRect/>
                                     </a:stretch>
@@ -4375,7 +4432,7 @@
                                           <pic:cNvPicPr/>
                                         </pic:nvPicPr>
                                         <pic:blipFill>
-                                          <a:blip r:embed="rId15"/>
+                                          <a:blip r:embed="rId16"/>
                                           <a:stretch>
                                             <a:fillRect/>
                                           </a:stretch>
@@ -4439,7 +4496,7 @@
                                     <pic:cNvPicPr/>
                                   </pic:nvPicPr>
                                   <pic:blipFill>
-                                    <a:blip r:embed="rId15"/>
+                                    <a:blip r:embed="rId16"/>
                                     <a:stretch>
                                       <a:fillRect/>
                                     </a:stretch>
@@ -4533,7 +4590,7 @@
                                           <pic:cNvPicPr/>
                                         </pic:nvPicPr>
                                         <pic:blipFill>
-                                          <a:blip r:embed="rId16"/>
+                                          <a:blip r:embed="rId17"/>
                                           <a:stretch>
                                             <a:fillRect/>
                                           </a:stretch>
@@ -4594,7 +4651,7 @@
                                     <pic:cNvPicPr/>
                                   </pic:nvPicPr>
                                   <pic:blipFill>
-                                    <a:blip r:embed="rId16"/>
+                                    <a:blip r:embed="rId17"/>
                                     <a:stretch>
                                       <a:fillRect/>
                                     </a:stretch>
@@ -4717,7 +4774,7 @@
                                           <pic:cNvPicPr/>
                                         </pic:nvPicPr>
                                         <pic:blipFill>
-                                          <a:blip r:embed="rId17"/>
+                                          <a:blip r:embed="rId18"/>
                                           <a:stretch>
                                             <a:fillRect/>
                                           </a:stretch>
@@ -4781,7 +4838,7 @@
                                     <pic:cNvPicPr/>
                                   </pic:nvPicPr>
                                   <pic:blipFill>
-                                    <a:blip r:embed="rId17"/>
+                                    <a:blip r:embed="rId18"/>
                                     <a:stretch>
                                       <a:fillRect/>
                                     </a:stretch>
@@ -4875,7 +4932,7 @@
                                           <pic:cNvPicPr/>
                                         </pic:nvPicPr>
                                         <pic:blipFill>
-                                          <a:blip r:embed="rId18"/>
+                                          <a:blip r:embed="rId19"/>
                                           <a:stretch>
                                             <a:fillRect/>
                                           </a:stretch>
@@ -4936,7 +4993,7 @@
                                     <pic:cNvPicPr/>
                                   </pic:nvPicPr>
                                   <pic:blipFill>
-                                    <a:blip r:embed="rId18"/>
+                                    <a:blip r:embed="rId19"/>
                                     <a:stretch>
                                       <a:fillRect/>
                                     </a:stretch>
@@ -6488,6 +6545,41 @@
       <w:szCs w:val="24"/>
     </w:rPr>
   </w:style>
+  <w:style w:type="character" w:styleId="Hyperlink">
+    <w:name w:val="Hyperlink"/>
+    <w:basedOn w:val="DefaultParagraphFont"/>
+    <w:uiPriority w:val="99"/>
+    <w:unhideWhenUsed/>
+    <w:rsid w:val="00C33FC4"/>
+    <w:rPr>
+      <w:color w:val="0000FF" w:themeColor="hyperlink"/>
+      <w:u w:val="single"/>
+    </w:rPr>
+  </w:style>
+  <w:style w:type="character" w:styleId="UnresolvedMention">
+    <w:name w:val="Unresolved Mention"/>
+    <w:basedOn w:val="DefaultParagraphFont"/>
+    <w:uiPriority w:val="99"/>
+    <w:semiHidden/>
+    <w:unhideWhenUsed/>
+    <w:rsid w:val="00C33FC4"/>
+    <w:rPr>
+      <w:color w:val="605E5C"/>
+      <w:shd w:val="clear" w:color="auto" w:fill="E1DFDD"/>
+    </w:rPr>
+  </w:style>
+  <w:style w:type="character" w:styleId="FollowedHyperlink">
+    <w:name w:val="FollowedHyperlink"/>
+    <w:basedOn w:val="DefaultParagraphFont"/>
+    <w:uiPriority w:val="99"/>
+    <w:semiHidden/>
+    <w:unhideWhenUsed/>
+    <w:rsid w:val="00C33FC4"/>
+    <w:rPr>
+      <w:color w:val="800080" w:themeColor="followedHyperlink"/>
+      <w:u w:val="single"/>
+    </w:rPr>
+  </w:style>
 </w:styles>
 </file>
 
